--- a/HR Documents/Interview Assessment Form - INJAAZ.DOCX
+++ b/HR Documents/Interview Assessment Form - INJAAZ.DOCX
@@ -4,1120 +4,97 @@
   <w:body>
     <w:tbl>
       <w:tblPr>
-        <w:tblW w:w="9990" w:type="dxa"/>
-        <w:tblInd w:w="-72" w:type="dxa"/>
-        <w:tblBorders>
-          <w:top w:val="single" w:sz="4" w:space="0" w:color="auto"/>
-          <w:left w:val="single" w:sz="4" w:space="0" w:color="auto"/>
-          <w:bottom w:val="single" w:sz="4" w:space="0" w:color="auto"/>
-          <w:right w:val="single" w:sz="4" w:space="0" w:color="auto"/>
-          <w:insideH w:val="single" w:sz="4" w:space="0" w:color="auto"/>
-          <w:insideV w:val="single" w:sz="4" w:space="0" w:color="auto"/>
-        </w:tblBorders>
+        <w:tblW w:type="auto" w:w="0"/>
         <w:tblLayout w:type="fixed"/>
-        <w:tblLook w:val="01E0" w:firstRow="1" w:lastRow="1" w:firstColumn="1" w:lastColumn="1" w:noHBand="0" w:noVBand="0"/>
+        <w:tblLook w:firstColumn="1" w:firstRow="1" w:lastColumn="0" w:lastRow="0" w:noHBand="0" w:noVBand="1" w:val="04A0"/>
       </w:tblPr>
       <w:tblGrid>
-        <w:gridCol w:w="1530"/>
-        <w:gridCol w:w="4230"/>
-        <w:gridCol w:w="2070"/>
-        <w:gridCol w:w="2160"/>
+        <w:gridCol w:w="4819"/>
+        <w:gridCol w:w="4819"/>
       </w:tblGrid>
       <w:tr>
         <w:trPr>
-          <w:trHeight w:val="428"/>
+          <w:trHeight w:val="240" w:hRule="atLeast"/>
         </w:trPr>
         <w:tc>
           <w:tcPr>
-            <w:tcW w:w="1530" w:type="dxa"/>
-            <w:tcBorders>
-              <w:top w:val="dotted" w:sz="4" w:space="0" w:color="auto"/>
-              <w:left w:val="dotted" w:sz="4" w:space="0" w:color="auto"/>
-              <w:bottom w:val="dotted" w:sz="4" w:space="0" w:color="auto"/>
-              <w:right w:val="dotted" w:sz="4" w:space="0" w:color="auto"/>
-            </w:tcBorders>
-            <w:shd w:val="clear" w:color="auto" w:fill="E6E6E6"/>
-            <w:vAlign w:val="center"/>
-          </w:tcPr>
-          <w:p>
-            <w:pPr>
-              <w:tabs>
-                <w:tab w:val="left" w:pos="6860"/>
-              </w:tabs>
+            <w:tcW w:type="dxa" w:w="7654"/>
+            <w:tcMar>
+              <w:top w:w="60" w:type="dxa"/>
+              <w:bottom w:w="0" w:type="dxa"/>
+            </w:tcMar>
+          </w:tcPr>
+          <w:p>
+            <w:pPr>
+              <w:keepLines/>
+              <w:spacing w:after="0"/>
+              <w:jc w:val="left"/>
+            </w:pPr>
+            <w:r/>
+            <w:r>
               <w:rPr>
                 <w:rFonts w:ascii="Calibri" w:hAnsi="Calibri"/>
                 <w:b/>
-                <w:bCs/>
-              </w:rPr>
-            </w:pPr>
-            <w:bookmarkStart w:id="0" w:name="_GoBack"/>
-            <w:bookmarkEnd w:id="0"/>
-            <w:r>
-              <w:rPr>
-                <w:rFonts w:ascii="Calibri" w:hAnsi="Calibri"/>
-                <w:b/>
-                <w:bCs/>
-              </w:rPr>
-              <w:t>Candidate Name:</w:t>
-            </w:r>
-          </w:p>
-        </w:tc>
-        <w:tc>
-          <w:tcPr>
-            <w:tcW w:w="4230" w:type="dxa"/>
-            <w:tcBorders>
-              <w:top w:val="dotted" w:sz="4" w:space="0" w:color="auto"/>
-              <w:left w:val="dotted" w:sz="4" w:space="0" w:color="auto"/>
-              <w:bottom w:val="dotted" w:sz="4" w:space="0" w:color="auto"/>
-              <w:right w:val="dotted" w:sz="4" w:space="0" w:color="auto"/>
-            </w:tcBorders>
-            <w:vAlign w:val="center"/>
-          </w:tcPr>
-          <w:p>
-            <w:pPr>
-              <w:tabs>
-                <w:tab w:val="left" w:pos="6860"/>
-              </w:tabs>
-              <w:rPr>
-                <w:rFonts w:ascii="Calibri" w:hAnsi="Calibri"/>
-                <w:b/>
-                <w:bCs/>
-              </w:rPr>
-            </w:pPr>
-          </w:p>
-        </w:tc>
-        <w:tc>
-          <w:tcPr>
-            <w:tcW w:w="2070" w:type="dxa"/>
-            <w:tcBorders>
-              <w:top w:val="dotted" w:sz="4" w:space="0" w:color="auto"/>
-              <w:left w:val="dotted" w:sz="4" w:space="0" w:color="auto"/>
-              <w:bottom w:val="dotted" w:sz="4" w:space="0" w:color="auto"/>
-              <w:right w:val="dotted" w:sz="4" w:space="0" w:color="auto"/>
-            </w:tcBorders>
-            <w:shd w:val="clear" w:color="auto" w:fill="E6E6E6"/>
-            <w:vAlign w:val="center"/>
-          </w:tcPr>
-          <w:p>
-            <w:pPr>
-              <w:tabs>
-                <w:tab w:val="left" w:pos="6860"/>
-              </w:tabs>
-              <w:rPr>
-                <w:rFonts w:ascii="Calibri" w:hAnsi="Calibri"/>
-                <w:b/>
-                <w:bCs/>
-              </w:rPr>
-            </w:pPr>
-            <w:r>
-              <w:rPr>
-                <w:rFonts w:ascii="Calibri" w:hAnsi="Calibri"/>
-                <w:b/>
-                <w:bCs/>
-              </w:rPr>
-              <w:t>Position T</w:t>
-            </w:r>
-            <w:r>
-              <w:rPr>
-                <w:rFonts w:ascii="Calibri" w:hAnsi="Calibri"/>
-                <w:b/>
-                <w:bCs/>
-              </w:rPr>
-              <w:t>itle:</w:t>
-            </w:r>
-          </w:p>
-        </w:tc>
-        <w:tc>
-          <w:tcPr>
-            <w:tcW w:w="2160" w:type="dxa"/>
-            <w:tcBorders>
-              <w:top w:val="dotted" w:sz="4" w:space="0" w:color="auto"/>
-              <w:left w:val="dotted" w:sz="4" w:space="0" w:color="auto"/>
-              <w:bottom w:val="dotted" w:sz="4" w:space="0" w:color="auto"/>
-              <w:right w:val="dotted" w:sz="4" w:space="0" w:color="auto"/>
-            </w:tcBorders>
-            <w:vAlign w:val="center"/>
-          </w:tcPr>
-          <w:p>
-            <w:pPr>
-              <w:tabs>
-                <w:tab w:val="left" w:pos="6860"/>
-              </w:tabs>
-              <w:rPr>
-                <w:rFonts w:ascii="Calibri" w:hAnsi="Calibri"/>
-                <w:b/>
-                <w:bCs/>
-              </w:rPr>
-            </w:pPr>
-            <w:r>
-              <w:rPr>
-                <w:noProof/>
-                <w:lang w:val="en-US"/>
-              </w:rPr>
+                <w:sz w:val="40"/>
+              </w:rPr>
+              <w:t>Interview Assessment Form</w:t>
+            </w:r>
+          </w:p>
+        </w:tc>
+        <w:tc>
+          <w:tcPr>
+            <w:tcW w:type="dxa" w:w="1984"/>
+            <w:tcMar>
+              <w:top w:w="60" w:type="dxa"/>
+              <w:bottom w:w="0" w:type="dxa"/>
+            </w:tcMar>
+          </w:tcPr>
+          <w:p>
+            <w:pPr>
+              <w:spacing w:after="0"/>
+              <w:jc w:val="right"/>
+            </w:pPr>
+            <w:r>
               <w:drawing>
-                <wp:anchor distT="0" distB="0" distL="114300" distR="114300" simplePos="0" relativeHeight="251661312" behindDoc="0" locked="0" layoutInCell="1" allowOverlap="1" wp14:anchorId="1788628B" wp14:editId="66391EBF">
-                  <wp:simplePos x="0" y="0"/>
-                  <wp:positionH relativeFrom="column">
-                    <wp:posOffset>490855</wp:posOffset>
-                  </wp:positionH>
-                  <wp:positionV relativeFrom="paragraph">
-                    <wp:posOffset>-1129030</wp:posOffset>
-                  </wp:positionV>
-                  <wp:extent cx="463550" cy="381000"/>
-                  <wp:effectExtent l="0" t="0" r="0" b="0"/>
-                  <wp:wrapNone/>
-                  <wp:docPr id="7" name="Picture 2"/>
+                <wp:inline xmlns:a="http://schemas.openxmlformats.org/drawingml/2006/main" xmlns:pic="http://schemas.openxmlformats.org/drawingml/2006/picture">
+                  <wp:extent cx="648000" cy="609405"/>
+                  <wp:docPr id="4" name="Picture 4"/>
                   <wp:cNvGraphicFramePr>
-                    <a:graphicFrameLocks xmlns:a="http://schemas.openxmlformats.org/drawingml/2006/main" noChangeAspect="1"/>
+                    <a:graphicFrameLocks noChangeAspect="1"/>
                   </wp:cNvGraphicFramePr>
-                  <a:graphic xmlns:a="http://schemas.openxmlformats.org/drawingml/2006/main">
+                  <a:graphic>
                     <a:graphicData uri="http://schemas.openxmlformats.org/drawingml/2006/picture">
-                      <pic:pic xmlns:pic="http://schemas.openxmlformats.org/drawingml/2006/picture">
+                      <pic:pic>
                         <pic:nvPicPr>
-                          <pic:cNvPr id="0" name="Picture 2"/>
-                          <pic:cNvPicPr>
-                            <a:picLocks noChangeAspect="1" noChangeArrowheads="1"/>
-                          </pic:cNvPicPr>
+                          <pic:cNvPr id="0" name="image.png"/>
+                          <pic:cNvPicPr/>
                         </pic:nvPicPr>
                         <pic:blipFill>
-                          <a:blip r:embed="rId9" cstate="print">
-                            <a:extLst>
-                              <a:ext uri="{28A0092B-C50C-407E-A947-70E740481C1C}">
-                                <a14:useLocalDpi xmlns:a14="http://schemas.microsoft.com/office/drawing/2010/main" val="0"/>
-                              </a:ext>
-                            </a:extLst>
-                          </a:blip>
-                          <a:srcRect/>
+                          <a:blip r:embed="rId14"/>
                           <a:stretch>
                             <a:fillRect/>
                           </a:stretch>
                         </pic:blipFill>
-                        <pic:spPr bwMode="auto">
+                        <pic:spPr>
                           <a:xfrm>
                             <a:off x="0" y="0"/>
-                            <a:ext cx="463550" cy="381000"/>
+                            <a:ext cx="648000" cy="609405"/>
                           </a:xfrm>
-                          <a:prstGeom prst="rect">
-                            <a:avLst/>
-                          </a:prstGeom>
-                          <a:noFill/>
-                          <a:ln>
-                            <a:noFill/>
-                          </a:ln>
+                          <a:prstGeom prst="rect"/>
                         </pic:spPr>
                       </pic:pic>
                     </a:graphicData>
                   </a:graphic>
-                  <wp14:sizeRelH relativeFrom="margin">
-                    <wp14:pctWidth>0</wp14:pctWidth>
-                  </wp14:sizeRelH>
-                  <wp14:sizeRelV relativeFrom="margin">
-                    <wp14:pctHeight>0</wp14:pctHeight>
-                  </wp14:sizeRelV>
-                </wp:anchor>
+                </wp:inline>
               </w:drawing>
             </w:r>
-          </w:p>
-        </w:tc>
-      </w:tr>
-      <w:tr>
-        <w:trPr>
-          <w:trHeight w:val="428"/>
-        </w:trPr>
-        <w:tc>
-          <w:tcPr>
-            <w:tcW w:w="1530" w:type="dxa"/>
-            <w:tcBorders>
-              <w:top w:val="dotted" w:sz="4" w:space="0" w:color="auto"/>
-              <w:left w:val="dotted" w:sz="4" w:space="0" w:color="auto"/>
-              <w:bottom w:val="dotted" w:sz="4" w:space="0" w:color="auto"/>
-              <w:right w:val="dotted" w:sz="4" w:space="0" w:color="auto"/>
-            </w:tcBorders>
-            <w:shd w:val="clear" w:color="auto" w:fill="E6E6E6"/>
-            <w:vAlign w:val="center"/>
-          </w:tcPr>
-          <w:p>
-            <w:pPr>
-              <w:tabs>
-                <w:tab w:val="left" w:pos="6860"/>
-              </w:tabs>
-              <w:rPr>
-                <w:rFonts w:ascii="Calibri" w:hAnsi="Calibri"/>
-                <w:b/>
-                <w:bCs/>
-              </w:rPr>
-            </w:pPr>
-            <w:r>
-              <w:rPr>
-                <w:rFonts w:ascii="Calibri" w:hAnsi="Calibri"/>
-                <w:b/>
-                <w:bCs/>
-              </w:rPr>
-              <w:t>Academic Qualification</w:t>
-            </w:r>
-          </w:p>
-        </w:tc>
-        <w:tc>
-          <w:tcPr>
-            <w:tcW w:w="4230" w:type="dxa"/>
-            <w:tcBorders>
-              <w:top w:val="dotted" w:sz="4" w:space="0" w:color="auto"/>
-              <w:left w:val="dotted" w:sz="4" w:space="0" w:color="auto"/>
-              <w:bottom w:val="dotted" w:sz="4" w:space="0" w:color="auto"/>
-              <w:right w:val="dotted" w:sz="4" w:space="0" w:color="auto"/>
-            </w:tcBorders>
-            <w:vAlign w:val="center"/>
-          </w:tcPr>
-          <w:p>
-            <w:pPr>
-              <w:tabs>
-                <w:tab w:val="left" w:pos="6860"/>
-              </w:tabs>
-              <w:rPr>
-                <w:rFonts w:ascii="Calibri" w:hAnsi="Calibri"/>
-                <w:b/>
-                <w:bCs/>
-              </w:rPr>
-            </w:pPr>
-          </w:p>
-        </w:tc>
-        <w:tc>
-          <w:tcPr>
-            <w:tcW w:w="2070" w:type="dxa"/>
-            <w:tcBorders>
-              <w:top w:val="dotted" w:sz="4" w:space="0" w:color="auto"/>
-              <w:left w:val="dotted" w:sz="4" w:space="0" w:color="auto"/>
-              <w:bottom w:val="dotted" w:sz="4" w:space="0" w:color="auto"/>
-              <w:right w:val="dotted" w:sz="4" w:space="0" w:color="auto"/>
-            </w:tcBorders>
-            <w:shd w:val="clear" w:color="auto" w:fill="E6E6E6"/>
-            <w:vAlign w:val="center"/>
-          </w:tcPr>
-          <w:p>
-            <w:pPr>
-              <w:tabs>
-                <w:tab w:val="left" w:pos="6860"/>
-              </w:tabs>
-              <w:rPr>
-                <w:rFonts w:ascii="Calibri" w:hAnsi="Calibri"/>
-                <w:b/>
-                <w:bCs/>
-              </w:rPr>
-            </w:pPr>
-            <w:r>
-              <w:rPr>
-                <w:rFonts w:ascii="Calibri" w:hAnsi="Calibri"/>
-                <w:b/>
-                <w:bCs/>
-              </w:rPr>
-              <w:t>Age:</w:t>
-            </w:r>
-          </w:p>
-        </w:tc>
-        <w:tc>
-          <w:tcPr>
-            <w:tcW w:w="2160" w:type="dxa"/>
-            <w:tcBorders>
-              <w:top w:val="dotted" w:sz="4" w:space="0" w:color="auto"/>
-              <w:left w:val="dotted" w:sz="4" w:space="0" w:color="auto"/>
-              <w:bottom w:val="dotted" w:sz="4" w:space="0" w:color="auto"/>
-              <w:right w:val="dotted" w:sz="4" w:space="0" w:color="auto"/>
-            </w:tcBorders>
-            <w:vAlign w:val="center"/>
-          </w:tcPr>
-          <w:p>
-            <w:pPr>
-              <w:tabs>
-                <w:tab w:val="left" w:pos="6860"/>
-              </w:tabs>
-              <w:rPr>
-                <w:rFonts w:ascii="Calibri" w:hAnsi="Calibri"/>
-                <w:b/>
-                <w:bCs/>
-              </w:rPr>
-            </w:pPr>
-          </w:p>
-        </w:tc>
-      </w:tr>
-      <w:tr>
-        <w:trPr>
-          <w:trHeight w:val="428"/>
-        </w:trPr>
-        <w:tc>
-          <w:tcPr>
-            <w:tcW w:w="1530" w:type="dxa"/>
-            <w:tcBorders>
-              <w:top w:val="dotted" w:sz="4" w:space="0" w:color="auto"/>
-              <w:left w:val="dotted" w:sz="4" w:space="0" w:color="auto"/>
-              <w:bottom w:val="dotted" w:sz="4" w:space="0" w:color="auto"/>
-              <w:right w:val="dotted" w:sz="4" w:space="0" w:color="auto"/>
-            </w:tcBorders>
-            <w:shd w:val="clear" w:color="auto" w:fill="E6E6E6"/>
-            <w:vAlign w:val="center"/>
-          </w:tcPr>
-          <w:p>
-            <w:pPr>
-              <w:tabs>
-                <w:tab w:val="left" w:pos="6860"/>
-              </w:tabs>
-              <w:rPr>
-                <w:rFonts w:ascii="Calibri" w:hAnsi="Calibri"/>
-                <w:b/>
-                <w:bCs/>
-              </w:rPr>
-            </w:pPr>
-            <w:r>
-              <w:rPr>
-                <w:rFonts w:ascii="Calibri" w:hAnsi="Calibri"/>
-                <w:b/>
-                <w:bCs/>
-              </w:rPr>
-              <w:t>Marital Status:</w:t>
-            </w:r>
-          </w:p>
-        </w:tc>
-        <w:tc>
-          <w:tcPr>
-            <w:tcW w:w="4230" w:type="dxa"/>
-            <w:tcBorders>
-              <w:top w:val="dotted" w:sz="4" w:space="0" w:color="auto"/>
-              <w:left w:val="dotted" w:sz="4" w:space="0" w:color="auto"/>
-              <w:bottom w:val="dotted" w:sz="4" w:space="0" w:color="auto"/>
-              <w:right w:val="dotted" w:sz="4" w:space="0" w:color="auto"/>
-            </w:tcBorders>
-            <w:vAlign w:val="center"/>
-          </w:tcPr>
-          <w:p>
-            <w:pPr>
-              <w:tabs>
-                <w:tab w:val="left" w:pos="6860"/>
-              </w:tabs>
-              <w:rPr>
-                <w:rFonts w:ascii="Calibri" w:hAnsi="Calibri"/>
-                <w:b/>
-                <w:bCs/>
-              </w:rPr>
-            </w:pPr>
-          </w:p>
-        </w:tc>
-        <w:tc>
-          <w:tcPr>
-            <w:tcW w:w="2070" w:type="dxa"/>
-            <w:tcBorders>
-              <w:top w:val="dotted" w:sz="4" w:space="0" w:color="auto"/>
-              <w:left w:val="dotted" w:sz="4" w:space="0" w:color="auto"/>
-              <w:bottom w:val="dotted" w:sz="4" w:space="0" w:color="auto"/>
-              <w:right w:val="dotted" w:sz="4" w:space="0" w:color="auto"/>
-            </w:tcBorders>
-            <w:shd w:val="clear" w:color="auto" w:fill="E6E6E6"/>
-            <w:vAlign w:val="center"/>
-          </w:tcPr>
-          <w:p>
-            <w:pPr>
-              <w:tabs>
-                <w:tab w:val="left" w:pos="6860"/>
-              </w:tabs>
-              <w:rPr>
-                <w:rFonts w:ascii="Calibri" w:hAnsi="Calibri"/>
-                <w:b/>
-                <w:bCs/>
-              </w:rPr>
-            </w:pPr>
-            <w:r>
-              <w:rPr>
-                <w:rFonts w:ascii="Calibri" w:hAnsi="Calibri"/>
-                <w:b/>
-                <w:bCs/>
-              </w:rPr>
-              <w:t>No. of Dependents:</w:t>
-            </w:r>
-          </w:p>
-        </w:tc>
-        <w:tc>
-          <w:tcPr>
-            <w:tcW w:w="2160" w:type="dxa"/>
-            <w:tcBorders>
-              <w:top w:val="dotted" w:sz="4" w:space="0" w:color="auto"/>
-              <w:left w:val="dotted" w:sz="4" w:space="0" w:color="auto"/>
-              <w:bottom w:val="dotted" w:sz="4" w:space="0" w:color="auto"/>
-              <w:right w:val="dotted" w:sz="4" w:space="0" w:color="auto"/>
-            </w:tcBorders>
-            <w:vAlign w:val="center"/>
-          </w:tcPr>
-          <w:p>
-            <w:pPr>
-              <w:tabs>
-                <w:tab w:val="left" w:pos="6860"/>
-              </w:tabs>
-              <w:rPr>
-                <w:rFonts w:ascii="Calibri" w:hAnsi="Calibri"/>
-                <w:b/>
-                <w:bCs/>
-              </w:rPr>
-            </w:pPr>
-          </w:p>
-        </w:tc>
-      </w:tr>
-      <w:tr>
-        <w:trPr>
-          <w:trHeight w:val="406"/>
-        </w:trPr>
-        <w:tc>
-          <w:tcPr>
-            <w:tcW w:w="1530" w:type="dxa"/>
-            <w:tcBorders>
-              <w:top w:val="dotted" w:sz="4" w:space="0" w:color="auto"/>
-              <w:left w:val="dotted" w:sz="4" w:space="0" w:color="auto"/>
-              <w:bottom w:val="dotted" w:sz="4" w:space="0" w:color="auto"/>
-              <w:right w:val="dotted" w:sz="4" w:space="0" w:color="auto"/>
-            </w:tcBorders>
-            <w:shd w:val="clear" w:color="auto" w:fill="E6E6E6"/>
-            <w:vAlign w:val="center"/>
-          </w:tcPr>
-          <w:p>
-            <w:pPr>
-              <w:tabs>
-                <w:tab w:val="left" w:pos="6860"/>
-              </w:tabs>
-              <w:rPr>
-                <w:rFonts w:ascii="Calibri" w:hAnsi="Calibri"/>
-                <w:b/>
-                <w:bCs/>
-              </w:rPr>
-            </w:pPr>
-            <w:r>
-              <w:rPr>
-                <w:rFonts w:ascii="Calibri" w:hAnsi="Calibri"/>
-                <w:b/>
-                <w:bCs/>
-              </w:rPr>
-              <w:t>Nationality:</w:t>
-            </w:r>
-          </w:p>
-        </w:tc>
-        <w:tc>
-          <w:tcPr>
-            <w:tcW w:w="4230" w:type="dxa"/>
-            <w:tcBorders>
-              <w:top w:val="dotted" w:sz="4" w:space="0" w:color="auto"/>
-              <w:left w:val="dotted" w:sz="4" w:space="0" w:color="auto"/>
-              <w:bottom w:val="dotted" w:sz="4" w:space="0" w:color="auto"/>
-              <w:right w:val="dotted" w:sz="4" w:space="0" w:color="auto"/>
-            </w:tcBorders>
-            <w:vAlign w:val="center"/>
-          </w:tcPr>
-          <w:p>
-            <w:pPr>
-              <w:tabs>
-                <w:tab w:val="left" w:pos="6860"/>
-              </w:tabs>
-              <w:rPr>
-                <w:rFonts w:ascii="Calibri" w:hAnsi="Calibri"/>
-                <w:b/>
-                <w:bCs/>
-                <w:rtl/>
-              </w:rPr>
-            </w:pPr>
-          </w:p>
-        </w:tc>
-        <w:tc>
-          <w:tcPr>
-            <w:tcW w:w="2070" w:type="dxa"/>
-            <w:tcBorders>
-              <w:top w:val="dotted" w:sz="4" w:space="0" w:color="auto"/>
-              <w:left w:val="dotted" w:sz="4" w:space="0" w:color="auto"/>
-              <w:bottom w:val="dotted" w:sz="4" w:space="0" w:color="auto"/>
-              <w:right w:val="dotted" w:sz="4" w:space="0" w:color="auto"/>
-            </w:tcBorders>
-            <w:shd w:val="clear" w:color="auto" w:fill="E6E6E6"/>
-            <w:vAlign w:val="center"/>
-          </w:tcPr>
-          <w:p>
-            <w:pPr>
-              <w:tabs>
-                <w:tab w:val="left" w:pos="6860"/>
-              </w:tabs>
-              <w:rPr>
-                <w:rFonts w:ascii="Calibri" w:hAnsi="Calibri"/>
-                <w:b/>
-                <w:bCs/>
-              </w:rPr>
-            </w:pPr>
-            <w:r>
-              <w:rPr>
-                <w:rFonts w:ascii="Calibri" w:hAnsi="Calibri"/>
-                <w:b/>
-                <w:bCs/>
-              </w:rPr>
-              <w:t>Gender:</w:t>
-            </w:r>
-          </w:p>
-        </w:tc>
-        <w:tc>
-          <w:tcPr>
-            <w:tcW w:w="2160" w:type="dxa"/>
-            <w:tcBorders>
-              <w:top w:val="dotted" w:sz="4" w:space="0" w:color="auto"/>
-              <w:left w:val="dotted" w:sz="4" w:space="0" w:color="auto"/>
-              <w:bottom w:val="dotted" w:sz="4" w:space="0" w:color="auto"/>
-              <w:right w:val="dotted" w:sz="4" w:space="0" w:color="auto"/>
-            </w:tcBorders>
-            <w:vAlign w:val="center"/>
-          </w:tcPr>
-          <w:p>
-            <w:pPr>
-              <w:tabs>
-                <w:tab w:val="left" w:pos="6860"/>
-              </w:tabs>
-              <w:rPr>
-                <w:rFonts w:ascii="Calibri" w:hAnsi="Calibri"/>
-                <w:sz w:val="4"/>
-                <w:szCs w:val="4"/>
-              </w:rPr>
-            </w:pPr>
-            <w:r>
-              <w:rPr>
-                <w:rFonts w:ascii="Calibri" w:hAnsi="Calibri"/>
-              </w:rPr>
-              <w:t xml:space="preserve"> </w:t>
-            </w:r>
-          </w:p>
-          <w:p>
-            <w:pPr>
-              <w:tabs>
-                <w:tab w:val="left" w:pos="6860"/>
-              </w:tabs>
-              <w:rPr>
-                <w:rFonts w:ascii="Calibri" w:hAnsi="Calibri"/>
-              </w:rPr>
-            </w:pPr>
-            <w:r>
-              <w:rPr>
-                <w:rFonts w:ascii="Calibri" w:hAnsi="Calibri"/>
-                <w:noProof/>
-                <w:lang w:val="en-US"/>
-              </w:rPr>
-              <mc:AlternateContent>
-                <mc:Choice Requires="wps">
-                  <w:drawing>
-                    <wp:anchor distT="0" distB="0" distL="114300" distR="114300" simplePos="0" relativeHeight="251657216" behindDoc="0" locked="0" layoutInCell="1" allowOverlap="1" wp14:anchorId="384F0272" wp14:editId="4A1DAD39">
-                      <wp:simplePos x="0" y="0"/>
-                      <wp:positionH relativeFrom="column">
-                        <wp:posOffset>598170</wp:posOffset>
-                      </wp:positionH>
-                      <wp:positionV relativeFrom="paragraph">
-                        <wp:posOffset>17145</wp:posOffset>
-                      </wp:positionV>
-                      <wp:extent cx="114300" cy="114300"/>
-                      <wp:effectExtent l="7620" t="7620" r="11430" b="11430"/>
-                      <wp:wrapNone/>
-                      <wp:docPr id="5" name="Oval 10"/>
-                      <wp:cNvGraphicFramePr>
-                        <a:graphicFrameLocks xmlns:a="http://schemas.openxmlformats.org/drawingml/2006/main"/>
-                      </wp:cNvGraphicFramePr>
-                      <a:graphic xmlns:a="http://schemas.openxmlformats.org/drawingml/2006/main">
-                        <a:graphicData uri="http://schemas.microsoft.com/office/word/2010/wordprocessingShape">
-                          <wps:wsp>
-                            <wps:cNvSpPr>
-                              <a:spLocks noChangeArrowheads="1"/>
-                            </wps:cNvSpPr>
-                            <wps:spPr bwMode="auto">
-                              <a:xfrm>
-                                <a:off x="0" y="0"/>
-                                <a:ext cx="114300" cy="114300"/>
-                              </a:xfrm>
-                              <a:prstGeom prst="ellipse">
-                                <a:avLst/>
-                              </a:prstGeom>
-                              <a:noFill/>
-                              <a:ln w="9525">
-                                <a:solidFill>
-                                  <a:srgbClr val="000000"/>
-                                </a:solidFill>
-                                <a:round/>
-                                <a:headEnd/>
-                                <a:tailEnd/>
-                              </a:ln>
-                              <a:extLst>
-                                <a:ext uri="{909E8E84-426E-40DD-AFC4-6F175D3DCCD1}">
-                                  <a14:hiddenFill xmlns:a14="http://schemas.microsoft.com/office/drawing/2010/main">
-                                    <a:solidFill>
-                                      <a:srgbClr val="808080"/>
-                                    </a:solidFill>
-                                  </a14:hiddenFill>
-                                </a:ext>
-                              </a:extLst>
-                            </wps:spPr>
-                            <wps:bodyPr rot="0" vert="horz" wrap="square" lIns="91440" tIns="45720" rIns="91440" bIns="45720" anchor="t" anchorCtr="0" upright="1">
-                              <a:noAutofit/>
-                            </wps:bodyPr>
-                          </wps:wsp>
-                        </a:graphicData>
-                      </a:graphic>
-                      <wp14:sizeRelH relativeFrom="page">
-                        <wp14:pctWidth>0</wp14:pctWidth>
-                      </wp14:sizeRelH>
-                      <wp14:sizeRelV relativeFrom="page">
-                        <wp14:pctHeight>0</wp14:pctHeight>
-                      </wp14:sizeRelV>
-                    </wp:anchor>
-                  </w:drawing>
-                </mc:Choice>
-                <mc:Fallback>
-                  <w:pict>
-                    <v:oval id="Oval 10" o:spid="_x0000_s1026" style="position:absolute;margin-left:47.1pt;margin-top:1.35pt;width:9pt;height:9pt;z-index:251657216;visibility:visible;mso-wrap-style:square;mso-width-percent:0;mso-height-percent:0;mso-wrap-distance-left:9pt;mso-wrap-distance-top:0;mso-wrap-distance-right:9pt;mso-wrap-distance-bottom:0;mso-position-horizontal:absolute;mso-position-horizontal-relative:text;mso-position-vertical:absolute;mso-position-vertical-relative:text;mso-width-percent:0;mso-height-percent:0;mso-width-relative:page;mso-height-relative:page;v-text-anchor:top" o:gfxdata="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" filled="f" fillcolor="gray"/>
-                  </w:pict>
-                </mc:Fallback>
-              </mc:AlternateContent>
-            </w:r>
-            <w:r>
-              <w:rPr>
-                <w:rFonts w:ascii="Calibri" w:hAnsi="Calibri"/>
-                <w:noProof/>
-                <w:lang w:val="en-US"/>
-              </w:rPr>
-              <mc:AlternateContent>
-                <mc:Choice Requires="wps">
-                  <w:drawing>
-                    <wp:anchor distT="0" distB="0" distL="114300" distR="114300" simplePos="0" relativeHeight="251656192" behindDoc="0" locked="0" layoutInCell="1" allowOverlap="1" wp14:anchorId="6F8B4D6E" wp14:editId="4E265A1D">
-                      <wp:simplePos x="0" y="0"/>
-                      <wp:positionH relativeFrom="column">
-                        <wp:posOffset>169545</wp:posOffset>
-                      </wp:positionH>
-                      <wp:positionV relativeFrom="paragraph">
-                        <wp:posOffset>24765</wp:posOffset>
-                      </wp:positionV>
-                      <wp:extent cx="114300" cy="114300"/>
-                      <wp:effectExtent l="7620" t="5715" r="11430" b="13335"/>
-                      <wp:wrapNone/>
-                      <wp:docPr id="4" name="Oval 9"/>
-                      <wp:cNvGraphicFramePr>
-                        <a:graphicFrameLocks xmlns:a="http://schemas.openxmlformats.org/drawingml/2006/main"/>
-                      </wp:cNvGraphicFramePr>
-                      <a:graphic xmlns:a="http://schemas.openxmlformats.org/drawingml/2006/main">
-                        <a:graphicData uri="http://schemas.microsoft.com/office/word/2010/wordprocessingShape">
-                          <wps:wsp>
-                            <wps:cNvSpPr>
-                              <a:spLocks noChangeArrowheads="1"/>
-                            </wps:cNvSpPr>
-                            <wps:spPr bwMode="auto">
-                              <a:xfrm>
-                                <a:off x="0" y="0"/>
-                                <a:ext cx="114300" cy="114300"/>
-                              </a:xfrm>
-                              <a:prstGeom prst="ellipse">
-                                <a:avLst/>
-                              </a:prstGeom>
-                              <a:noFill/>
-                              <a:ln w="9525">
-                                <a:solidFill>
-                                  <a:srgbClr val="000000"/>
-                                </a:solidFill>
-                                <a:round/>
-                                <a:headEnd/>
-                                <a:tailEnd/>
-                              </a:ln>
-                              <a:extLst>
-                                <a:ext uri="{909E8E84-426E-40DD-AFC4-6F175D3DCCD1}">
-                                  <a14:hiddenFill xmlns:a14="http://schemas.microsoft.com/office/drawing/2010/main">
-                                    <a:solidFill>
-                                      <a:srgbClr val="C0C0C0"/>
-                                    </a:solidFill>
-                                  </a14:hiddenFill>
-                                </a:ext>
-                              </a:extLst>
-                            </wps:spPr>
-                            <wps:bodyPr rot="0" vert="horz" wrap="square" lIns="91440" tIns="45720" rIns="91440" bIns="45720" anchor="t" anchorCtr="0" upright="1">
-                              <a:noAutofit/>
-                            </wps:bodyPr>
-                          </wps:wsp>
-                        </a:graphicData>
-                      </a:graphic>
-                      <wp14:sizeRelH relativeFrom="page">
-                        <wp14:pctWidth>0</wp14:pctWidth>
-                      </wp14:sizeRelH>
-                      <wp14:sizeRelV relativeFrom="page">
-                        <wp14:pctHeight>0</wp14:pctHeight>
-                      </wp14:sizeRelV>
-                    </wp:anchor>
-                  </w:drawing>
-                </mc:Choice>
-                <mc:Fallback>
-                  <w:pict>
-                    <v:oval id="Oval 9" o:spid="_x0000_s1026" style="position:absolute;margin-left:13.35pt;margin-top:1.95pt;width:9pt;height:9pt;z-index:251656192;visibility:visible;mso-wrap-style:square;mso-width-percent:0;mso-height-percent:0;mso-wrap-distance-left:9pt;mso-wrap-distance-top:0;mso-wrap-distance-right:9pt;mso-wrap-distance-bottom:0;mso-position-horizontal:absolute;mso-position-horizontal-relative:text;mso-position-vertical:absolute;mso-position-vertical-relative:text;mso-width-percent:0;mso-height-percent:0;mso-width-relative:page;mso-height-relative:page;v-text-anchor:top" o:gfxdata="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" filled="f" fillcolor="silver"/>
-                  </w:pict>
-                </mc:Fallback>
-              </mc:AlternateContent>
-            </w:r>
-            <w:r>
-              <w:rPr>
-                <w:rFonts w:ascii="Calibri" w:hAnsi="Calibri"/>
-              </w:rPr>
-              <w:t>F             M</w:t>
-            </w:r>
-          </w:p>
-        </w:tc>
-      </w:tr>
-      <w:tr>
-        <w:trPr>
-          <w:trHeight w:val="428"/>
-        </w:trPr>
-        <w:tc>
-          <w:tcPr>
-            <w:tcW w:w="1530" w:type="dxa"/>
-            <w:tcBorders>
-              <w:top w:val="dotted" w:sz="4" w:space="0" w:color="auto"/>
-              <w:left w:val="dotted" w:sz="4" w:space="0" w:color="auto"/>
-              <w:bottom w:val="dotted" w:sz="4" w:space="0" w:color="auto"/>
-              <w:right w:val="dotted" w:sz="4" w:space="0" w:color="auto"/>
-            </w:tcBorders>
-            <w:shd w:val="clear" w:color="auto" w:fill="E6E6E6"/>
-            <w:vAlign w:val="center"/>
-          </w:tcPr>
-          <w:p>
-            <w:pPr>
-              <w:tabs>
-                <w:tab w:val="left" w:pos="6860"/>
-              </w:tabs>
-              <w:rPr>
-                <w:rFonts w:ascii="Calibri" w:hAnsi="Calibri"/>
-                <w:b/>
-                <w:bCs/>
-              </w:rPr>
-            </w:pPr>
-            <w:r>
-              <w:rPr>
-                <w:rFonts w:ascii="Calibri" w:hAnsi="Calibri"/>
-                <w:b/>
-                <w:bCs/>
-              </w:rPr>
-              <w:t>Current job title:</w:t>
-            </w:r>
-          </w:p>
-        </w:tc>
-        <w:tc>
-          <w:tcPr>
-            <w:tcW w:w="4230" w:type="dxa"/>
-            <w:tcBorders>
-              <w:top w:val="dotted" w:sz="4" w:space="0" w:color="auto"/>
-              <w:left w:val="dotted" w:sz="4" w:space="0" w:color="auto"/>
-              <w:bottom w:val="dotted" w:sz="4" w:space="0" w:color="auto"/>
-              <w:right w:val="dotted" w:sz="4" w:space="0" w:color="auto"/>
-            </w:tcBorders>
-            <w:vAlign w:val="center"/>
-          </w:tcPr>
-          <w:p>
-            <w:pPr>
-              <w:tabs>
-                <w:tab w:val="left" w:pos="6860"/>
-              </w:tabs>
-              <w:rPr>
-                <w:rFonts w:ascii="Calibri" w:hAnsi="Calibri"/>
-                <w:b/>
-                <w:bCs/>
-              </w:rPr>
-            </w:pPr>
-          </w:p>
-        </w:tc>
-        <w:tc>
-          <w:tcPr>
-            <w:tcW w:w="2070" w:type="dxa"/>
-            <w:tcBorders>
-              <w:top w:val="dotted" w:sz="4" w:space="0" w:color="auto"/>
-              <w:left w:val="dotted" w:sz="4" w:space="0" w:color="auto"/>
-              <w:bottom w:val="dotted" w:sz="4" w:space="0" w:color="auto"/>
-              <w:right w:val="dotted" w:sz="4" w:space="0" w:color="auto"/>
-            </w:tcBorders>
-            <w:shd w:val="clear" w:color="auto" w:fill="E6E6E6"/>
-            <w:vAlign w:val="center"/>
-          </w:tcPr>
-          <w:p>
-            <w:pPr>
-              <w:tabs>
-                <w:tab w:val="left" w:pos="6860"/>
-              </w:tabs>
-              <w:rPr>
-                <w:rFonts w:ascii="Calibri" w:hAnsi="Calibri"/>
-                <w:b/>
-                <w:bCs/>
-              </w:rPr>
-            </w:pPr>
-            <w:r>
-              <w:rPr>
-                <w:rFonts w:ascii="Calibri" w:hAnsi="Calibri"/>
-                <w:b/>
-                <w:bCs/>
-              </w:rPr>
-              <w:t>Years of Experience:</w:t>
-            </w:r>
-          </w:p>
-        </w:tc>
-        <w:tc>
-          <w:tcPr>
-            <w:tcW w:w="2160" w:type="dxa"/>
-            <w:tcBorders>
-              <w:top w:val="dotted" w:sz="4" w:space="0" w:color="auto"/>
-              <w:left w:val="dotted" w:sz="4" w:space="0" w:color="auto"/>
-              <w:bottom w:val="dotted" w:sz="4" w:space="0" w:color="auto"/>
-              <w:right w:val="dotted" w:sz="4" w:space="0" w:color="auto"/>
-            </w:tcBorders>
-            <w:vAlign w:val="center"/>
-          </w:tcPr>
-          <w:p>
-            <w:pPr>
-              <w:tabs>
-                <w:tab w:val="left" w:pos="6860"/>
-              </w:tabs>
-              <w:rPr>
-                <w:rFonts w:ascii="Calibri" w:hAnsi="Calibri"/>
-                <w:b/>
-                <w:bCs/>
-              </w:rPr>
-            </w:pPr>
-          </w:p>
-        </w:tc>
-      </w:tr>
-      <w:tr>
-        <w:trPr>
-          <w:trHeight w:val="428"/>
-        </w:trPr>
-        <w:tc>
-          <w:tcPr>
-            <w:tcW w:w="1530" w:type="dxa"/>
-            <w:tcBorders>
-              <w:top w:val="dotted" w:sz="4" w:space="0" w:color="auto"/>
-              <w:left w:val="dotted" w:sz="4" w:space="0" w:color="auto"/>
-              <w:bottom w:val="dotted" w:sz="4" w:space="0" w:color="auto"/>
-              <w:right w:val="dotted" w:sz="4" w:space="0" w:color="auto"/>
-            </w:tcBorders>
-            <w:shd w:val="clear" w:color="auto" w:fill="E6E6E6"/>
-            <w:vAlign w:val="center"/>
-          </w:tcPr>
-          <w:p>
-            <w:pPr>
-              <w:tabs>
-                <w:tab w:val="left" w:pos="6860"/>
-              </w:tabs>
-              <w:rPr>
-                <w:rFonts w:ascii="Calibri" w:hAnsi="Calibri"/>
-                <w:b/>
-                <w:bCs/>
-              </w:rPr>
-            </w:pPr>
-            <w:r>
-              <w:rPr>
-                <w:rFonts w:ascii="Calibri" w:hAnsi="Calibri"/>
-                <w:b/>
-                <w:bCs/>
-              </w:rPr>
-              <w:t>Current Salary:</w:t>
-            </w:r>
-          </w:p>
-        </w:tc>
-        <w:tc>
-          <w:tcPr>
-            <w:tcW w:w="4230" w:type="dxa"/>
-            <w:tcBorders>
-              <w:top w:val="dotted" w:sz="4" w:space="0" w:color="auto"/>
-              <w:left w:val="dotted" w:sz="4" w:space="0" w:color="auto"/>
-              <w:bottom w:val="dotted" w:sz="4" w:space="0" w:color="auto"/>
-              <w:right w:val="dotted" w:sz="4" w:space="0" w:color="auto"/>
-            </w:tcBorders>
-            <w:vAlign w:val="center"/>
-          </w:tcPr>
-          <w:p>
-            <w:pPr>
-              <w:tabs>
-                <w:tab w:val="left" w:pos="6860"/>
-              </w:tabs>
-              <w:rPr>
-                <w:rFonts w:ascii="Calibri" w:hAnsi="Calibri"/>
-                <w:b/>
-                <w:bCs/>
-              </w:rPr>
-            </w:pPr>
-          </w:p>
-        </w:tc>
-        <w:tc>
-          <w:tcPr>
-            <w:tcW w:w="2070" w:type="dxa"/>
-            <w:tcBorders>
-              <w:top w:val="dotted" w:sz="4" w:space="0" w:color="auto"/>
-              <w:left w:val="dotted" w:sz="4" w:space="0" w:color="auto"/>
-              <w:bottom w:val="dotted" w:sz="4" w:space="0" w:color="auto"/>
-              <w:right w:val="dotted" w:sz="4" w:space="0" w:color="auto"/>
-            </w:tcBorders>
-            <w:shd w:val="clear" w:color="auto" w:fill="E6E6E6"/>
-            <w:vAlign w:val="center"/>
-          </w:tcPr>
-          <w:p>
-            <w:pPr>
-              <w:tabs>
-                <w:tab w:val="left" w:pos="6860"/>
-              </w:tabs>
-              <w:rPr>
-                <w:rFonts w:ascii="Calibri" w:hAnsi="Calibri"/>
-                <w:b/>
-                <w:bCs/>
-              </w:rPr>
-            </w:pPr>
-            <w:r>
-              <w:rPr>
-                <w:rFonts w:ascii="Calibri" w:hAnsi="Calibri"/>
-                <w:b/>
-                <w:bCs/>
-              </w:rPr>
-              <w:t>Expected Salary:</w:t>
-            </w:r>
-          </w:p>
-        </w:tc>
-        <w:tc>
-          <w:tcPr>
-            <w:tcW w:w="2160" w:type="dxa"/>
-            <w:tcBorders>
-              <w:top w:val="dotted" w:sz="4" w:space="0" w:color="auto"/>
-              <w:left w:val="dotted" w:sz="4" w:space="0" w:color="auto"/>
-              <w:bottom w:val="dotted" w:sz="4" w:space="0" w:color="auto"/>
-              <w:right w:val="dotted" w:sz="4" w:space="0" w:color="auto"/>
-            </w:tcBorders>
-            <w:vAlign w:val="center"/>
-          </w:tcPr>
-          <w:p>
-            <w:pPr>
-              <w:tabs>
-                <w:tab w:val="left" w:pos="6860"/>
-              </w:tabs>
-              <w:rPr>
-                <w:rFonts w:ascii="Calibri" w:hAnsi="Calibri"/>
-                <w:b/>
-                <w:bCs/>
-              </w:rPr>
-            </w:pPr>
-          </w:p>
-        </w:tc>
-      </w:tr>
-      <w:tr>
-        <w:trPr>
-          <w:trHeight w:val="428"/>
-        </w:trPr>
-        <w:tc>
-          <w:tcPr>
-            <w:tcW w:w="1530" w:type="dxa"/>
-            <w:tcBorders>
-              <w:top w:val="dotted" w:sz="4" w:space="0" w:color="auto"/>
-              <w:left w:val="dotted" w:sz="4" w:space="0" w:color="auto"/>
-              <w:bottom w:val="dotted" w:sz="4" w:space="0" w:color="auto"/>
-              <w:right w:val="dotted" w:sz="4" w:space="0" w:color="auto"/>
-            </w:tcBorders>
-            <w:shd w:val="clear" w:color="auto" w:fill="E6E6E6"/>
-            <w:vAlign w:val="center"/>
-          </w:tcPr>
-          <w:p>
-            <w:pPr>
-              <w:tabs>
-                <w:tab w:val="left" w:pos="6860"/>
-              </w:tabs>
-              <w:rPr>
-                <w:rFonts w:ascii="Calibri" w:hAnsi="Calibri"/>
-                <w:b/>
-                <w:bCs/>
-              </w:rPr>
-            </w:pPr>
-            <w:r>
-              <w:rPr>
-                <w:rFonts w:ascii="Calibri" w:hAnsi="Calibri"/>
-                <w:b/>
-                <w:bCs/>
-              </w:rPr>
-              <w:t>Interview Date:</w:t>
-            </w:r>
-          </w:p>
-        </w:tc>
-        <w:tc>
-          <w:tcPr>
-            <w:tcW w:w="4230" w:type="dxa"/>
-            <w:tcBorders>
-              <w:top w:val="dotted" w:sz="4" w:space="0" w:color="auto"/>
-              <w:left w:val="dotted" w:sz="4" w:space="0" w:color="auto"/>
-              <w:bottom w:val="dotted" w:sz="4" w:space="0" w:color="auto"/>
-              <w:right w:val="dotted" w:sz="4" w:space="0" w:color="auto"/>
-            </w:tcBorders>
-            <w:vAlign w:val="center"/>
-          </w:tcPr>
-          <w:p>
-            <w:pPr>
-              <w:tabs>
-                <w:tab w:val="left" w:pos="6860"/>
-              </w:tabs>
-              <w:rPr>
-                <w:rFonts w:ascii="Calibri" w:hAnsi="Calibri"/>
-                <w:b/>
-                <w:bCs/>
-              </w:rPr>
-            </w:pPr>
-          </w:p>
-        </w:tc>
-        <w:tc>
-          <w:tcPr>
-            <w:tcW w:w="2070" w:type="dxa"/>
-            <w:tcBorders>
-              <w:top w:val="dotted" w:sz="4" w:space="0" w:color="auto"/>
-              <w:left w:val="dotted" w:sz="4" w:space="0" w:color="auto"/>
-              <w:bottom w:val="dotted" w:sz="4" w:space="0" w:color="auto"/>
-              <w:right w:val="dotted" w:sz="4" w:space="0" w:color="auto"/>
-            </w:tcBorders>
-            <w:shd w:val="clear" w:color="auto" w:fill="E6E6E6"/>
-            <w:vAlign w:val="center"/>
-          </w:tcPr>
-          <w:p>
-            <w:pPr>
-              <w:tabs>
-                <w:tab w:val="left" w:pos="6860"/>
-              </w:tabs>
-              <w:rPr>
-                <w:rFonts w:ascii="Calibri" w:hAnsi="Calibri"/>
-                <w:b/>
-                <w:bCs/>
-              </w:rPr>
-            </w:pPr>
-            <w:r>
-              <w:rPr>
-                <w:rFonts w:ascii="Calibri" w:hAnsi="Calibri"/>
-                <w:b/>
-                <w:bCs/>
-              </w:rPr>
-              <w:t>Interview by:</w:t>
-            </w:r>
-          </w:p>
-        </w:tc>
-        <w:tc>
-          <w:tcPr>
-            <w:tcW w:w="2160" w:type="dxa"/>
-            <w:tcBorders>
-              <w:top w:val="dotted" w:sz="4" w:space="0" w:color="auto"/>
-              <w:left w:val="dotted" w:sz="4" w:space="0" w:color="auto"/>
-              <w:bottom w:val="dotted" w:sz="4" w:space="0" w:color="auto"/>
-              <w:right w:val="dotted" w:sz="4" w:space="0" w:color="auto"/>
-            </w:tcBorders>
-            <w:vAlign w:val="center"/>
-          </w:tcPr>
-          <w:p>
-            <w:pPr>
-              <w:tabs>
-                <w:tab w:val="left" w:pos="6860"/>
-              </w:tabs>
-              <w:rPr>
-                <w:rFonts w:ascii="Calibri" w:hAnsi="Calibri"/>
-                <w:b/>
-                <w:bCs/>
-              </w:rPr>
-            </w:pPr>
           </w:p>
         </w:tc>
       </w:tr>
     </w:tbl>
     <w:p>
       <w:pPr>
+        <w:spacing w:before="0"/>
         <w:rPr>
           <w:rFonts w:ascii="Calibri" w:hAnsi="Calibri" w:cs="Arial"/>
           <w:b/>

--- a/HR Documents/Interview Assessment Form - INJAAZ.DOCX
+++ b/HR Documents/Interview Assessment Form - INJAAZ.DOCX
@@ -58,7 +58,7 @@
               <w:drawing>
                 <wp:inline xmlns:a="http://schemas.openxmlformats.org/drawingml/2006/main" xmlns:pic="http://schemas.openxmlformats.org/drawingml/2006/picture">
                   <wp:extent cx="648000" cy="609405"/>
-                  <wp:docPr id="4" name="Picture 4"/>
+                  <wp:docPr id="1" name="Picture 1"/>
                   <wp:cNvGraphicFramePr>
                     <a:graphicFrameLocks noChangeAspect="1"/>
                   </wp:cNvGraphicFramePr>
@@ -2332,114 +2332,9 @@
             <w:shd w:val="clear" w:color="auto" w:fill="FFFFFF"/>
           </w:tcPr>
           <w:p>
-            <w:pPr>
-              <w:rPr>
-                <w:rFonts w:ascii="Arial" w:hAnsi="Arial" w:cs="Arial"/>
-                <w:i/>
-                <w:iCs/>
-                <w:sz w:val="18"/>
-                <w:szCs w:val="18"/>
-              </w:rPr>
-            </w:pPr>
             <w:r>
-              <w:rPr>
-                <w:rFonts w:ascii="Arial" w:hAnsi="Arial" w:cs="Arial"/>
-                <w:b/>
-                <w:bCs/>
-              </w:rPr>
-              <w:t xml:space="preserve">Professional </w:t>
+              <w:t>{{ academic_qualification }}</w:t>
             </w:r>
-            <w:r>
-              <w:rPr>
-                <w:rFonts w:ascii="Arial" w:hAnsi="Arial" w:cs="Arial"/>
-                <w:i/>
-                <w:iCs/>
-                <w:sz w:val="18"/>
-                <w:szCs w:val="18"/>
-              </w:rPr>
-              <w:t>(e.g. academic qualification, technical training and experience):</w:t>
-            </w:r>
-          </w:p>
-          <w:p>
-            <w:pPr>
-              <w:rPr>
-                <w:rFonts w:ascii="Arial" w:hAnsi="Arial" w:cs="Arial"/>
-                <w:i/>
-                <w:iCs/>
-                <w:sz w:val="18"/>
-                <w:szCs w:val="18"/>
-              </w:rPr>
-            </w:pPr>
-          </w:p>
-          <w:p>
-            <w:pPr>
-              <w:rPr>
-                <w:rFonts w:ascii="Arial" w:hAnsi="Arial" w:cs="Arial"/>
-                <w:i/>
-                <w:iCs/>
-                <w:sz w:val="18"/>
-                <w:szCs w:val="18"/>
-              </w:rPr>
-            </w:pPr>
-          </w:p>
-          <w:p>
-            <w:pPr>
-              <w:rPr>
-                <w:rFonts w:ascii="Arial" w:hAnsi="Arial" w:cs="Arial"/>
-                <w:i/>
-                <w:iCs/>
-                <w:sz w:val="18"/>
-                <w:szCs w:val="18"/>
-              </w:rPr>
-            </w:pPr>
-            <w:r>
-              <w:rPr>
-                <w:rFonts w:ascii="Arial" w:hAnsi="Arial" w:cs="Arial"/>
-                <w:b/>
-                <w:bCs/>
-              </w:rPr>
-              <w:t xml:space="preserve">Personality :  </w:t>
-            </w:r>
-            <w:r>
-              <w:rPr>
-                <w:rFonts w:ascii="Arial" w:hAnsi="Arial" w:cs="Arial"/>
-                <w:i/>
-                <w:iCs/>
-                <w:sz w:val="18"/>
-                <w:szCs w:val="18"/>
-              </w:rPr>
-              <w:t>(e.g. behaviour, attitude and presentation):</w:t>
-            </w:r>
-          </w:p>
-          <w:p>
-            <w:pPr>
-              <w:rPr>
-                <w:rFonts w:ascii="Arial" w:hAnsi="Arial" w:cs="Arial"/>
-                <w:i/>
-                <w:iCs/>
-                <w:sz w:val="18"/>
-                <w:szCs w:val="18"/>
-              </w:rPr>
-            </w:pPr>
-          </w:p>
-          <w:p>
-            <w:pPr>
-              <w:rPr>
-                <w:rFonts w:ascii="Arial" w:hAnsi="Arial" w:cs="Arial"/>
-                <w:i/>
-                <w:iCs/>
-                <w:sz w:val="18"/>
-                <w:szCs w:val="18"/>
-              </w:rPr>
-            </w:pPr>
-          </w:p>
-          <w:p>
-            <w:pPr>
-              <w:rPr>
-                <w:b/>
-                <w:bCs/>
-              </w:rPr>
-            </w:pPr>
           </w:p>
         </w:tc>
       </w:tr>
@@ -2460,358 +2355,9 @@
             <w:shd w:val="clear" w:color="auto" w:fill="FFFFFF"/>
           </w:tcPr>
           <w:p>
-            <w:pPr>
-              <w:rPr>
-                <w:rFonts w:ascii="Arial" w:hAnsi="Arial" w:cs="Arial"/>
-              </w:rPr>
-            </w:pPr>
             <w:r>
-              <w:rPr>
-                <w:rFonts w:ascii="Arial" w:hAnsi="Arial" w:cs="Arial"/>
-                <w:noProof/>
-                <w:lang w:val="en-US"/>
-              </w:rPr>
-              <mc:AlternateContent>
-                <mc:Choice Requires="wps">
-                  <w:drawing>
-                    <wp:anchor distT="0" distB="0" distL="114300" distR="114300" simplePos="0" relativeHeight="251659264" behindDoc="0" locked="0" layoutInCell="1" allowOverlap="1">
-                      <wp:simplePos x="0" y="0"/>
-                      <wp:positionH relativeFrom="column">
-                        <wp:posOffset>2194560</wp:posOffset>
-                      </wp:positionH>
-                      <wp:positionV relativeFrom="paragraph">
-                        <wp:posOffset>84455</wp:posOffset>
-                      </wp:positionV>
-                      <wp:extent cx="228600" cy="225425"/>
-                      <wp:effectExtent l="13335" t="8255" r="5715" b="13970"/>
-                      <wp:wrapNone/>
-                      <wp:docPr id="3" name="Text Box 19"/>
-                      <wp:cNvGraphicFramePr>
-                        <a:graphicFrameLocks xmlns:a="http://schemas.openxmlformats.org/drawingml/2006/main"/>
-                      </wp:cNvGraphicFramePr>
-                      <a:graphic xmlns:a="http://schemas.openxmlformats.org/drawingml/2006/main">
-                        <a:graphicData uri="http://schemas.microsoft.com/office/word/2010/wordprocessingShape">
-                          <wps:wsp>
-                            <wps:cNvSpPr txBox="1">
-                              <a:spLocks noChangeArrowheads="1"/>
-                            </wps:cNvSpPr>
-                            <wps:spPr bwMode="auto">
-                              <a:xfrm>
-                                <a:off x="0" y="0"/>
-                                <a:ext cx="228600" cy="225425"/>
-                              </a:xfrm>
-                              <a:prstGeom prst="rect">
-                                <a:avLst/>
-                              </a:prstGeom>
-                              <a:solidFill>
-                                <a:srgbClr val="FFFFFF"/>
-                              </a:solidFill>
-                              <a:ln w="9525">
-                                <a:solidFill>
-                                  <a:srgbClr val="FF6600"/>
-                                </a:solidFill>
-                                <a:miter lim="800000"/>
-                                <a:headEnd/>
-                                <a:tailEnd/>
-                              </a:ln>
-                            </wps:spPr>
-                            <wps:txbx>
-                              <w:txbxContent>
-                                <w:p>
-                                  <w:pPr>
-                                    <w:rPr>
-                                      <w:color w:val="FF0000"/>
-                                    </w:rPr>
-                                  </w:pPr>
-                                </w:p>
-                              </w:txbxContent>
-                            </wps:txbx>
-                            <wps:bodyPr rot="0" vert="horz" wrap="square" lIns="91440" tIns="45720" rIns="91440" bIns="45720" anchor="t" anchorCtr="0" upright="1">
-                              <a:noAutofit/>
-                            </wps:bodyPr>
-                          </wps:wsp>
-                        </a:graphicData>
-                      </a:graphic>
-                      <wp14:sizeRelH relativeFrom="page">
-                        <wp14:pctWidth>0</wp14:pctWidth>
-                      </wp14:sizeRelH>
-                      <wp14:sizeRelV relativeFrom="page">
-                        <wp14:pctHeight>0</wp14:pctHeight>
-                      </wp14:sizeRelV>
-                    </wp:anchor>
-                  </w:drawing>
-                </mc:Choice>
-                <mc:Fallback>
-                  <w:pict>
-                    <v:shapetype id="_x0000_t202" coordsize="21600,21600" o:spt="202" path="m,l,21600r21600,l21600,xe">
-                      <v:stroke joinstyle="miter"/>
-                      <v:path gradientshapeok="t" o:connecttype="rect"/>
-                    </v:shapetype>
-                    <v:shape id="Text Box 19" o:spid="_x0000_s1026" type="#_x0000_t202" style="position:absolute;margin-left:172.8pt;margin-top:6.65pt;width:18pt;height:17.75pt;z-index:251659264;visibility:visible;mso-wrap-style:square;mso-width-percent:0;mso-height-percent:0;mso-wrap-distance-left:9pt;mso-wrap-distance-top:0;mso-wrap-distance-right:9pt;mso-wrap-distance-bottom:0;mso-position-horizontal:absolute;mso-position-horizontal-relative:text;mso-position-vertical:absolute;mso-position-vertical-relative:text;mso-width-percent:0;mso-height-percent:0;mso-width-relative:page;mso-height-relative:page;v-text-anchor:top" o:gfxdata="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" strokecolor="#f60">
-                      <v:textbox>
-                        <w:txbxContent>
-                          <w:p>
-                            <w:pPr>
-                              <w:rPr>
-                                <w:color w:val="FF0000"/>
-                              </w:rPr>
-                            </w:pPr>
-                          </w:p>
-                        </w:txbxContent>
-                      </v:textbox>
-                    </v:shape>
-                  </w:pict>
-                </mc:Fallback>
-              </mc:AlternateContent>
+              <w:t>{{ eligibility }}</w:t>
             </w:r>
-            <w:r>
-              <w:rPr>
-                <w:rFonts w:ascii="Arial" w:hAnsi="Arial" w:cs="Arial"/>
-                <w:noProof/>
-                <w:lang w:val="en-US"/>
-              </w:rPr>
-              <mc:AlternateContent>
-                <mc:Choice Requires="wps">
-                  <w:drawing>
-                    <wp:anchor distT="0" distB="0" distL="114300" distR="114300" simplePos="0" relativeHeight="251658240" behindDoc="0" locked="0" layoutInCell="1" allowOverlap="1">
-                      <wp:simplePos x="0" y="0"/>
-                      <wp:positionH relativeFrom="column">
-                        <wp:posOffset>1531620</wp:posOffset>
-                      </wp:positionH>
-                      <wp:positionV relativeFrom="paragraph">
-                        <wp:posOffset>84455</wp:posOffset>
-                      </wp:positionV>
-                      <wp:extent cx="228600" cy="225425"/>
-                      <wp:effectExtent l="7620" t="8255" r="11430" b="13970"/>
-                      <wp:wrapNone/>
-                      <wp:docPr id="2" name="Text Box 18"/>
-                      <wp:cNvGraphicFramePr>
-                        <a:graphicFrameLocks xmlns:a="http://schemas.openxmlformats.org/drawingml/2006/main"/>
-                      </wp:cNvGraphicFramePr>
-                      <a:graphic xmlns:a="http://schemas.openxmlformats.org/drawingml/2006/main">
-                        <a:graphicData uri="http://schemas.microsoft.com/office/word/2010/wordprocessingShape">
-                          <wps:wsp>
-                            <wps:cNvSpPr txBox="1">
-                              <a:spLocks noChangeArrowheads="1"/>
-                            </wps:cNvSpPr>
-                            <wps:spPr bwMode="auto">
-                              <a:xfrm>
-                                <a:off x="0" y="0"/>
-                                <a:ext cx="228600" cy="225425"/>
-                              </a:xfrm>
-                              <a:prstGeom prst="rect">
-                                <a:avLst/>
-                              </a:prstGeom>
-                              <a:solidFill>
-                                <a:srgbClr val="FFFFFF"/>
-                              </a:solidFill>
-                              <a:ln w="9525">
-                                <a:solidFill>
-                                  <a:srgbClr val="FF0000"/>
-                                </a:solidFill>
-                                <a:miter lim="800000"/>
-                                <a:headEnd/>
-                                <a:tailEnd/>
-                              </a:ln>
-                            </wps:spPr>
-                            <wps:txbx>
-                              <w:txbxContent>
-                                <w:p>
-                                  <w:pPr>
-                                    <w:rPr>
-                                      <w:color w:val="FF0000"/>
-                                    </w:rPr>
-                                  </w:pPr>
-                                </w:p>
-                              </w:txbxContent>
-                            </wps:txbx>
-                            <wps:bodyPr rot="0" vert="horz" wrap="square" lIns="91440" tIns="45720" rIns="91440" bIns="45720" anchor="t" anchorCtr="0" upright="1">
-                              <a:noAutofit/>
-                            </wps:bodyPr>
-                          </wps:wsp>
-                        </a:graphicData>
-                      </a:graphic>
-                      <wp14:sizeRelH relativeFrom="page">
-                        <wp14:pctWidth>0</wp14:pctWidth>
-                      </wp14:sizeRelH>
-                      <wp14:sizeRelV relativeFrom="page">
-                        <wp14:pctHeight>0</wp14:pctHeight>
-                      </wp14:sizeRelV>
-                    </wp:anchor>
-                  </w:drawing>
-                </mc:Choice>
-                <mc:Fallback>
-                  <w:pict>
-                    <v:shape id="Text Box 18" o:spid="_x0000_s1027" type="#_x0000_t202" style="position:absolute;margin-left:120.6pt;margin-top:6.65pt;width:18pt;height:17.75pt;z-index:251658240;visibility:visible;mso-wrap-style:square;mso-width-percent:0;mso-height-percent:0;mso-wrap-distance-left:9pt;mso-wrap-distance-top:0;mso-wrap-distance-right:9pt;mso-wrap-distance-bottom:0;mso-position-horizontal:absolute;mso-position-horizontal-relative:text;mso-position-vertical:absolute;mso-position-vertical-relative:text;mso-width-percent:0;mso-height-percent:0;mso-width-relative:page;mso-height-relative:page;v-text-anchor:top" o:gfxdata="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" strokecolor="red">
-                      <v:textbox>
-                        <w:txbxContent>
-                          <w:p>
-                            <w:pPr>
-                              <w:rPr>
-                                <w:color w:val="FF0000"/>
-                              </w:rPr>
-                            </w:pPr>
-                          </w:p>
-                        </w:txbxContent>
-                      </v:textbox>
-                    </v:shape>
-                  </w:pict>
-                </mc:Fallback>
-              </mc:AlternateContent>
-            </w:r>
-            <w:r>
-              <w:rPr>
-                <w:rFonts w:ascii="Arial" w:hAnsi="Arial" w:cs="Arial"/>
-              </w:rPr>
-              <w:br/>
-            </w:r>
-            <w:r>
-              <w:rPr>
-                <w:rFonts w:ascii="Arial" w:hAnsi="Arial" w:cs="Arial"/>
-              </w:rPr>
-              <w:t xml:space="preserve">Eligibility for Employment </w:t>
-            </w:r>
-            <w:r>
-              <w:rPr>
-                <w:rFonts w:ascii="Arial" w:hAnsi="Arial" w:cs="Arial"/>
-                <w:color w:val="FF0000"/>
-              </w:rPr>
-              <w:t xml:space="preserve">:         </w:t>
-            </w:r>
-            <w:r>
-              <w:rPr>
-                <w:rFonts w:ascii="Arial" w:hAnsi="Arial" w:cs="Arial"/>
-                <w:b/>
-                <w:bCs/>
-                <w:color w:val="FF0000"/>
-              </w:rPr>
-              <w:t xml:space="preserve">YES  </w:t>
-            </w:r>
-            <w:r>
-              <w:rPr>
-                <w:rFonts w:ascii="Arial" w:hAnsi="Arial" w:cs="Arial"/>
-                <w:color w:val="FF0000"/>
-              </w:rPr>
-              <w:t xml:space="preserve">        </w:t>
-            </w:r>
-            <w:r>
-              <w:rPr>
-                <w:rFonts w:ascii="Arial" w:hAnsi="Arial" w:cs="Arial"/>
-                <w:color w:val="FF0000"/>
-              </w:rPr>
-              <w:t xml:space="preserve"> </w:t>
-            </w:r>
-            <w:r>
-              <w:rPr>
-                <w:rFonts w:ascii="Arial" w:hAnsi="Arial" w:cs="Arial"/>
-                <w:color w:val="FF0000"/>
-              </w:rPr>
-              <w:t xml:space="preserve"> </w:t>
-            </w:r>
-            <w:r>
-              <w:rPr>
-                <w:rFonts w:ascii="Arial" w:hAnsi="Arial" w:cs="Arial"/>
-                <w:b/>
-                <w:bCs/>
-                <w:color w:val="FF0000"/>
-              </w:rPr>
-              <w:t>NO</w:t>
-            </w:r>
-            <w:r>
-              <w:rPr>
-                <w:rFonts w:ascii="Arial" w:hAnsi="Arial" w:cs="Arial"/>
-                <w:b/>
-                <w:bCs/>
-                <w:color w:val="FF0000"/>
-              </w:rPr>
-              <w:t xml:space="preserve">  </w:t>
-            </w:r>
-            <w:r>
-              <w:rPr>
-                <w:rFonts w:ascii="Arial" w:hAnsi="Arial" w:cs="Arial"/>
-              </w:rPr>
-              <w:t>Job Recommended for :</w:t>
-            </w:r>
-            <w:r>
-              <w:rPr>
-                <w:rFonts w:ascii="Arial" w:hAnsi="Arial" w:cs="Arial"/>
-              </w:rPr>
-              <w:t>________________</w:t>
-            </w:r>
-            <w:r>
-              <w:rPr>
-                <w:rFonts w:ascii="Arial" w:hAnsi="Arial" w:cs="Arial"/>
-              </w:rPr>
-              <w:t>__</w:t>
-            </w:r>
-            <w:r>
-              <w:rPr>
-                <w:rFonts w:ascii="Arial" w:hAnsi="Arial" w:cs="Arial"/>
-              </w:rPr>
-              <w:t>__________</w:t>
-            </w:r>
-          </w:p>
-          <w:p>
-            <w:pPr>
-              <w:rPr>
-                <w:rFonts w:ascii="Arial" w:hAnsi="Arial" w:cs="Arial"/>
-                <w:b/>
-                <w:bCs/>
-                <w:sz w:val="10"/>
-                <w:szCs w:val="10"/>
-              </w:rPr>
-            </w:pPr>
-          </w:p>
-          <w:p>
-            <w:pPr>
-              <w:rPr>
-                <w:rFonts w:ascii="Arial" w:hAnsi="Arial" w:cs="Arial"/>
-                <w:b/>
-                <w:bCs/>
-              </w:rPr>
-            </w:pPr>
-          </w:p>
-          <w:p>
-            <w:pPr>
-              <w:rPr>
-                <w:rFonts w:ascii="Arial" w:hAnsi="Arial" w:cs="Arial"/>
-                <w:b/>
-                <w:bCs/>
-              </w:rPr>
-            </w:pPr>
-            <w:r>
-              <w:rPr>
-                <w:rFonts w:ascii="Arial" w:hAnsi="Arial" w:cs="Arial"/>
-                <w:b/>
-                <w:bCs/>
-              </w:rPr>
-              <w:t>Interviewer</w:t>
-            </w:r>
-            <w:r>
-              <w:rPr>
-                <w:rFonts w:ascii="Arial" w:hAnsi="Arial" w:cs="Arial"/>
-                <w:b/>
-                <w:bCs/>
-              </w:rPr>
-              <w:t>’</w:t>
-            </w:r>
-            <w:r>
-              <w:rPr>
-                <w:rFonts w:ascii="Arial" w:hAnsi="Arial" w:cs="Arial"/>
-                <w:b/>
-                <w:bCs/>
-              </w:rPr>
-              <w:t>s Name:                                          Title:                                               Signature:</w:t>
-            </w:r>
-          </w:p>
-          <w:p>
-            <w:pPr>
-              <w:rPr>
-                <w:rFonts w:ascii="Arial" w:hAnsi="Arial" w:cs="Arial"/>
-                <w:b/>
-                <w:bCs/>
-              </w:rPr>
-            </w:pPr>
           </w:p>
         </w:tc>
       </w:tr>

--- a/HR Documents/Interview Assessment Form - INJAAZ.DOCX
+++ b/HR Documents/Interview Assessment Form - INJAAZ.DOCX
@@ -2333,7 +2333,7 @@
           </w:tcPr>
           <w:p>
             <w:r>
-              <w:t>{{ academic_qualification }}</w:t>
+              <w:t>Academic Qualification {{ academic_qualification }}</w:t>
             </w:r>
           </w:p>
         </w:tc>
@@ -2356,7 +2356,7 @@
           </w:tcPr>
           <w:p>
             <w:r>
-              <w:t>{{ eligibility }}</w:t>
+              <w:t>eligibility {{ eligibility }}</w:t>
             </w:r>
           </w:p>
         </w:tc>

--- a/HR Documents/Interview Assessment Form - INJAAZ.DOCX
+++ b/HR Documents/Interview Assessment Form - INJAAZ.DOCX
@@ -87,6 +87,194 @@
                   </a:graphic>
                 </wp:inline>
               </w:drawing>
+            </w:r>
+          </w:p>
+        </w:tc>
+      </w:tr>
+    </w:tbl>
+    <w:tbl>
+      <w:tblPr>
+        <w:tblW w:type="auto" w:w="0"/>
+        <w:tblLook w:firstColumn="1" w:firstRow="1" w:lastColumn="0" w:lastRow="0" w:noHBand="0" w:noVBand="1" w:val="04A0"/>
+        <w:tblBorders>
+          <w:top w:val="single" w:sz="4" w:space="0" w:color="000000"/>
+          <w:left w:val="single" w:sz="4" w:space="0" w:color="000000"/>
+          <w:bottom w:val="single" w:sz="4" w:space="0" w:color="000000"/>
+          <w:right w:val="single" w:sz="4" w:space="0" w:color="000000"/>
+          <w:insideH w:val="single" w:sz="4" w:space="0" w:color="000000"/>
+          <w:insideV w:val="single" w:sz="4" w:space="0" w:color="000000"/>
+        </w:tblBorders>
+      </w:tblPr>
+      <w:tblGrid>
+        <w:gridCol w:w="2409"/>
+        <w:gridCol w:w="2409"/>
+        <w:gridCol w:w="2409"/>
+        <w:gridCol w:w="2409"/>
+      </w:tblGrid>
+      <w:tr>
+        <w:tc>
+          <w:tcPr>
+            <w:tcW w:type="dxa" w:w="2409"/>
+          </w:tcPr>
+          <w:p>
+            <w:r>
+              <w:t>Candidate Name:</w:t>
+            </w:r>
+          </w:p>
+        </w:tc>
+        <w:tc>
+          <w:tcPr>
+            <w:tcW w:type="dxa" w:w="2409"/>
+          </w:tcPr>
+          <w:p>
+            <w:r>
+              <w:t>{{ candidate_name }}</w:t>
+            </w:r>
+          </w:p>
+        </w:tc>
+        <w:tc>
+          <w:tcPr>
+            <w:tcW w:type="dxa" w:w="2409"/>
+          </w:tcPr>
+          <w:p>
+            <w:r>
+              <w:t>Interview Date:</w:t>
+            </w:r>
+          </w:p>
+        </w:tc>
+        <w:tc>
+          <w:tcPr>
+            <w:tcW w:type="dxa" w:w="2409"/>
+          </w:tcPr>
+          <w:p>
+            <w:r>
+              <w:t>{{ interview_date }}</w:t>
+            </w:r>
+          </w:p>
+        </w:tc>
+      </w:tr>
+      <w:tr>
+        <w:tc>
+          <w:tcPr>
+            <w:tcW w:type="dxa" w:w="2409"/>
+          </w:tcPr>
+          <w:p>
+            <w:r>
+              <w:t>Position Applied:</w:t>
+            </w:r>
+          </w:p>
+        </w:tc>
+        <w:tc>
+          <w:tcPr>
+            <w:tcW w:type="dxa" w:w="2409"/>
+          </w:tcPr>
+          <w:p>
+            <w:r>
+              <w:t>{{ position_title }}</w:t>
+            </w:r>
+          </w:p>
+        </w:tc>
+        <w:tc>
+          <w:tcPr>
+            <w:tcW w:type="dxa" w:w="2409"/>
+          </w:tcPr>
+          <w:p>
+            <w:r>
+              <w:t>Interviewer:</w:t>
+            </w:r>
+          </w:p>
+        </w:tc>
+        <w:tc>
+          <w:tcPr>
+            <w:tcW w:type="dxa" w:w="2409"/>
+          </w:tcPr>
+          <w:p>
+            <w:r>
+              <w:t>{{ interviewer_name }}</w:t>
+            </w:r>
+          </w:p>
+        </w:tc>
+      </w:tr>
+      <w:tr>
+        <w:tc>
+          <w:tcPr>
+            <w:tcW w:type="dxa" w:w="2409"/>
+          </w:tcPr>
+          <w:p>
+            <w:r>
+              <w:t>Qualification:</w:t>
+            </w:r>
+          </w:p>
+        </w:tc>
+        <w:tc>
+          <w:tcPr>
+            <w:tcW w:type="dxa" w:w="2409"/>
+          </w:tcPr>
+          <w:p>
+            <w:r>
+              <w:t>{{ academic_qualification }}</w:t>
+            </w:r>
+          </w:p>
+        </w:tc>
+        <w:tc>
+          <w:tcPr>
+            <w:tcW w:type="dxa" w:w="2409"/>
+          </w:tcPr>
+          <w:p>
+            <w:r>
+              <w:t>Experience:</w:t>
+            </w:r>
+          </w:p>
+        </w:tc>
+        <w:tc>
+          <w:tcPr>
+            <w:tcW w:type="dxa" w:w="2409"/>
+          </w:tcPr>
+          <w:p>
+            <w:r>
+              <w:t>{{ years_experience }}</w:t>
+            </w:r>
+          </w:p>
+        </w:tc>
+      </w:tr>
+      <w:tr>
+        <w:tc>
+          <w:tcPr>
+            <w:tcW w:type="dxa" w:w="2409"/>
+          </w:tcPr>
+          <w:p>
+            <w:r>
+              <w:t>Current Title:</w:t>
+            </w:r>
+          </w:p>
+        </w:tc>
+        <w:tc>
+          <w:tcPr>
+            <w:tcW w:type="dxa" w:w="2409"/>
+          </w:tcPr>
+          <w:p>
+            <w:r>
+              <w:t>{{ current_job_title }}</w:t>
+            </w:r>
+          </w:p>
+        </w:tc>
+        <w:tc>
+          <w:tcPr>
+            <w:tcW w:type="dxa" w:w="2409"/>
+          </w:tcPr>
+          <w:p>
+            <w:r>
+              <w:t>Nationality:</w:t>
+            </w:r>
+          </w:p>
+        </w:tc>
+        <w:tc>
+          <w:tcPr>
+            <w:tcW w:type="dxa" w:w="2409"/>
+          </w:tcPr>
+          <w:p>
+            <w:r>
+              <w:t>{{ nationality }}</w:t>
             </w:r>
           </w:p>
         </w:tc>
@@ -735,6 +923,9 @@
                 <w:bCs/>
               </w:rPr>
             </w:pPr>
+            <w:r>
+              <w:t>{{ rating_turnout }}</w:t>
+            </w:r>
           </w:p>
         </w:tc>
       </w:tr>
@@ -914,6 +1105,9 @@
                 <w:bCs/>
               </w:rPr>
             </w:pPr>
+            <w:r>
+              <w:t>{{ rating_confidence }}</w:t>
+            </w:r>
           </w:p>
         </w:tc>
       </w:tr>
@@ -1103,6 +1297,9 @@
                 <w:bCs/>
               </w:rPr>
             </w:pPr>
+            <w:r>
+              <w:t>{{ rating_mental_alertness }}</w:t>
+            </w:r>
           </w:p>
         </w:tc>
       </w:tr>
@@ -1303,6 +1500,9 @@
                 <w:bCs/>
               </w:rPr>
             </w:pPr>
+            <w:r>
+              <w:t>{{ rating_maturity }}</w:t>
+            </w:r>
           </w:p>
         </w:tc>
       </w:tr>
@@ -1503,6 +1703,9 @@
                 <w:bCs/>
               </w:rPr>
             </w:pPr>
+            <w:r>
+              <w:t>{{ rating_communication }}</w:t>
+            </w:r>
           </w:p>
         </w:tc>
       </w:tr>
@@ -1692,6 +1895,9 @@
                 <w:bCs/>
               </w:rPr>
             </w:pPr>
+            <w:r>
+              <w:t>{{ rating_technical }}</w:t>
+            </w:r>
           </w:p>
         </w:tc>
       </w:tr>
@@ -1871,6 +2077,9 @@
                 <w:bCs/>
               </w:rPr>
             </w:pPr>
+            <w:r>
+              <w:t>{{ rating_training }}</w:t>
+            </w:r>
           </w:p>
         </w:tc>
       </w:tr>
@@ -2050,6 +2259,9 @@
                 <w:bCs/>
               </w:rPr>
             </w:pPr>
+            <w:r>
+              <w:t>{{ rating_experience }}</w:t>
+            </w:r>
           </w:p>
         </w:tc>
       </w:tr>
@@ -2234,6 +2446,9 @@
                 <w:bCs/>
               </w:rPr>
             </w:pPr>
+            <w:r>
+              <w:t>{{ rating_overall }}</w:t>
+            </w:r>
           </w:p>
         </w:tc>
       </w:tr>
@@ -2310,7 +2525,7 @@
                 <w:b/>
                 <w:bCs/>
               </w:rPr>
-              <w:t>Overall Assessment / Comments</w:t>
+              <w:t>Overall Assessment / Comments {{ overall_assessment }}</w:t>
             </w:r>
           </w:p>
         </w:tc>
@@ -2333,7 +2548,7 @@
           </w:tcPr>
           <w:p>
             <w:r>
-              <w:t>Academic Qualification {{ academic_qualification }}</w:t>
+              <w:t>Academic Qualification: {{ academic_qualification }}</w:t>
             </w:r>
           </w:p>
         </w:tc>
@@ -2356,7 +2571,7 @@
           </w:tcPr>
           <w:p>
             <w:r>
-              <w:t>eligibility {{ eligibility }}</w:t>
+              <w:t>Eligible for hire: {{ eligibility }}</w:t>
             </w:r>
           </w:p>
         </w:tc>
@@ -2370,6 +2585,110 @@
         </w:rPr>
       </w:pPr>
     </w:p>
+    <w:tbl>
+      <w:tblPr>
+        <w:tblW w:type="auto" w:w="0"/>
+        <w:tblLook w:firstColumn="1" w:firstRow="1" w:lastColumn="0" w:lastRow="0" w:noHBand="0" w:noVBand="1" w:val="04A0"/>
+        <w:tblBorders>
+          <w:top w:val="single" w:sz="4" w:space="0" w:color="000000"/>
+          <w:left w:val="single" w:sz="4" w:space="0" w:color="000000"/>
+          <w:bottom w:val="single" w:sz="4" w:space="0" w:color="000000"/>
+          <w:right w:val="single" w:sz="4" w:space="0" w:color="000000"/>
+          <w:insideH w:val="single" w:sz="4" w:space="0" w:color="000000"/>
+          <w:insideV w:val="single" w:sz="4" w:space="0" w:color="000000"/>
+        </w:tblBorders>
+      </w:tblPr>
+      <w:tblGrid>
+        <w:gridCol w:w="2409"/>
+        <w:gridCol w:w="2409"/>
+        <w:gridCol w:w="2409"/>
+        <w:gridCol w:w="2409"/>
+      </w:tblGrid>
+      <w:tr>
+        <w:tc>
+          <w:tcPr>
+            <w:tcW w:type="dxa" w:w="2409"/>
+          </w:tcPr>
+          <w:p>
+            <w:r>
+              <w:t>Interviewer Signature:</w:t>
+            </w:r>
+          </w:p>
+        </w:tc>
+        <w:tc>
+          <w:tcPr>
+            <w:tcW w:type="dxa" w:w="2409"/>
+          </w:tcPr>
+          <w:p>
+            <w:r>
+              <w:t>{{ interviewer_signature }}</w:t>
+            </w:r>
+          </w:p>
+        </w:tc>
+        <w:tc>
+          <w:tcPr>
+            <w:tcW w:type="dxa" w:w="2409"/>
+          </w:tcPr>
+          <w:p>
+            <w:r>
+              <w:t>HR Signature:</w:t>
+            </w:r>
+          </w:p>
+        </w:tc>
+        <w:tc>
+          <w:tcPr>
+            <w:tcW w:type="dxa" w:w="2409"/>
+          </w:tcPr>
+          <w:p>
+            <w:r>
+              <w:t>{{ hr_signature }}</w:t>
+            </w:r>
+          </w:p>
+        </w:tc>
+      </w:tr>
+      <w:tr>
+        <w:tc>
+          <w:tcPr>
+            <w:tcW w:type="dxa" w:w="2409"/>
+          </w:tcPr>
+          <w:p>
+            <w:r>
+              <w:t>GM Signature:</w:t>
+            </w:r>
+          </w:p>
+        </w:tc>
+        <w:tc>
+          <w:tcPr>
+            <w:tcW w:type="dxa" w:w="2409"/>
+          </w:tcPr>
+          <w:p>
+            <w:r>
+              <w:t>{{ gm_signature }}</w:t>
+            </w:r>
+          </w:p>
+        </w:tc>
+        <w:tc>
+          <w:tcPr>
+            <w:tcW w:type="dxa" w:w="2409"/>
+          </w:tcPr>
+          <w:p>
+            <w:r>
+              <w:t>HR Remarks:</w:t>
+            </w:r>
+          </w:p>
+        </w:tc>
+        <w:tc>
+          <w:tcPr>
+            <w:tcW w:type="dxa" w:w="2409"/>
+          </w:tcPr>
+          <w:p>
+            <w:r>
+              <w:t>{{ hr_remarks }}</w:t>
+            </w:r>
+          </w:p>
+        </w:tc>
+      </w:tr>
+    </w:tbl>
     <w:sectPr>
       <w:headerReference w:type="default" r:id="rId10"/>
       <w:footerReference w:type="default" r:id="rId11"/>
